--- a/reports/Log of Work for Kyuhwan Kim.docx
+++ b/reports/Log of Work for Kyuhwan Kim.docx
@@ -235,7 +235,6 @@
           <w:numId w:val="1"/>
         </w:numPr>
         <w:rPr>
-          <w:rFonts w:hint="eastAsia"/>
           <w:b/>
           <w:bCs/>
         </w:rPr>
@@ -248,6 +247,95 @@
         </w:rPr>
         <w:t xml:space="preserve">Started with EDA (Exploratory Data Analysis) </w:t>
       </w:r>
+    </w:p>
+    <w:p>
+      <w:r>
+        <w:rPr>
+          <w:rFonts w:hint="eastAsia"/>
+        </w:rPr>
+        <w:t>Saturday, November 8, 2025</w:t>
+      </w:r>
+    </w:p>
+    <w:p>
+      <w:pPr>
+        <w:pStyle w:val="ListParagraph"/>
+        <w:numPr>
+          <w:ilvl w:val="0"/>
+          <w:numId w:val="1"/>
+        </w:numPr>
+      </w:pPr>
+      <w:r>
+        <w:rPr>
+          <w:rFonts w:hint="eastAsia"/>
+        </w:rPr>
+        <w:t>Reviewed Thomas preliminary EDA upload</w:t>
+      </w:r>
+    </w:p>
+    <w:p>
+      <w:pPr>
+        <w:pStyle w:val="ListParagraph"/>
+        <w:numPr>
+          <w:ilvl w:val="0"/>
+          <w:numId w:val="1"/>
+        </w:numPr>
+      </w:pPr>
+      <w:r>
+        <w:rPr>
+          <w:rFonts w:hint="eastAsia"/>
+        </w:rPr>
+        <w:t xml:space="preserve">Revised code for notebook. Added column for label </w:t>
+      </w:r>
+      <w:r>
+        <w:t>“</w:t>
+      </w:r>
+      <w:r>
+        <w:rPr>
+          <w:rFonts w:hint="eastAsia"/>
+        </w:rPr>
+        <w:t>Purchase Total</w:t>
+      </w:r>
+      <w:r>
+        <w:t>”</w:t>
+      </w:r>
+      <w:r>
+        <w:rPr>
+          <w:rFonts w:hint="eastAsia"/>
+        </w:rPr>
+        <w:t xml:space="preserve"> (purchase amt * purchase </w:t>
+      </w:r>
+      <w:proofErr w:type="spellStart"/>
+      <w:r>
+        <w:rPr>
+          <w:rFonts w:hint="eastAsia"/>
+        </w:rPr>
+        <w:t>freq</w:t>
+      </w:r>
+      <w:proofErr w:type="spellEnd"/>
+      <w:r>
+        <w:rPr>
+          <w:rFonts w:hint="eastAsia"/>
+        </w:rPr>
+        <w:t xml:space="preserve">) </w:t>
+      </w:r>
+    </w:p>
+    <w:p>
+      <w:pPr>
+        <w:pStyle w:val="ListParagraph"/>
+        <w:numPr>
+          <w:ilvl w:val="0"/>
+          <w:numId w:val="1"/>
+        </w:numPr>
+      </w:pPr>
+      <w:r>
+        <w:t>‘</w:t>
+      </w:r>
+    </w:p>
+    <w:p>
+      <w:pPr>
+        <w:rPr>
+          <w:rFonts w:hint="eastAsia"/>
+        </w:rPr>
+      </w:pPr>
     </w:p>
     <w:sectPr>
       <w:pgSz w:w="12240" w:h="15840"/>
